--- a/Fase 2/Evidencias Proyecto/Evidencias de documentación/Sprint 1/Sprint Review.docx
+++ b/Fase 2/Evidencias Proyecto/Evidencias de documentación/Sprint 1/Sprint Review.docx
@@ -695,7 +695,7 @@
               <w:rPr>
                 <w:rtl w:val="0"/>
               </w:rPr>
-              <w:t xml:space="preserve">E02-H06</w:t>
+              <w:t xml:space="preserve">E01-H01</w:t>
             </w:r>
           </w:p>
         </w:tc>
@@ -725,7 +725,7 @@
               <w:rPr>
                 <w:rtl w:val="0"/>
               </w:rPr>
-              <w:t xml:space="preserve">Como usuario quiero ver el catálogo de productos.</w:t>
+              <w:t xml:space="preserve">Como usuario quiero poder iniciar sesión mediante un formulario de acceso.</w:t>
             </w:r>
           </w:p>
         </w:tc>
@@ -743,7 +743,7 @@
               <w:bottom w:w="40.0" w:type="dxa"/>
               <w:right w:w="40.0" w:type="dxa"/>
             </w:tcMar>
-            <w:vAlign w:val="bottom"/>
+            <w:vAlign w:val="center"/>
           </w:tcPr>
           <w:p>
             <w:pPr>
@@ -755,7 +755,136 @@
               <w:rPr>
                 <w:rtl w:val="0"/>
               </w:rPr>
-              <w:t xml:space="preserve">Se revisó la visualización de los productos disponibles en el catálogo.</w:t>
+              <w:t xml:space="preserve">Se revisó el proceso de inicio de sesión de los usuarios registrados.</w:t>
+            </w:r>
+          </w:p>
+        </w:tc>
+        <w:tc>
+          <w:tcPr>
+            <w:tcBorders>
+              <w:top w:color="000000" w:space="0" w:sz="6" w:val="single"/>
+              <w:left w:color="000000" w:space="0" w:sz="6" w:val="single"/>
+              <w:bottom w:color="000000" w:space="0" w:sz="6" w:val="single"/>
+              <w:right w:color="000000" w:space="0" w:sz="6" w:val="single"/>
+            </w:tcBorders>
+            <w:tcMar>
+              <w:top w:w="40.0" w:type="dxa"/>
+              <w:left w:w="40.0" w:type="dxa"/>
+              <w:bottom w:w="40.0" w:type="dxa"/>
+              <w:right w:w="40.0" w:type="dxa"/>
+            </w:tcMar>
+            <w:vAlign w:val="center"/>
+          </w:tcPr>
+          <w:p>
+            <w:pPr>
+              <w:widowControl w:val="0"/>
+              <w:spacing w:line="276" w:lineRule="auto"/>
+              <w:jc w:val="center"/>
+              <w:rPr/>
+            </w:pPr>
+            <w:r>
+              <w:rPr>
+                <w:rtl w:val="0"/>
+              </w:rPr>
+              <w:t xml:space="preserve">Completado</w:t>
+            </w:r>
+          </w:p>
+        </w:tc>
+      </w:tr>
+      <w:tr>
+        <w:trPr>
+          <w:cantSplit w:val="0"/>
+          <w:trHeight w:val="990" w:hRule="atLeast"/>
+          <w:tblHeader w:val="0"/>
+        </w:trPr>
+        <w:tc>
+          <w:tcPr>
+            <w:tcBorders>
+              <w:top w:color="000000" w:space="0" w:sz="6" w:val="single"/>
+              <w:left w:color="000000" w:space="0" w:sz="6" w:val="single"/>
+              <w:bottom w:color="000000" w:space="0" w:sz="6" w:val="single"/>
+              <w:right w:color="000000" w:space="0" w:sz="6" w:val="single"/>
+            </w:tcBorders>
+            <w:tcMar>
+              <w:top w:w="40.0" w:type="dxa"/>
+              <w:left w:w="40.0" w:type="dxa"/>
+              <w:bottom w:w="40.0" w:type="dxa"/>
+              <w:right w:w="40.0" w:type="dxa"/>
+            </w:tcMar>
+            <w:vAlign w:val="center"/>
+          </w:tcPr>
+          <w:p>
+            <w:pPr>
+              <w:widowControl w:val="0"/>
+              <w:spacing w:line="276" w:lineRule="auto"/>
+              <w:jc w:val="center"/>
+              <w:rPr/>
+            </w:pPr>
+            <w:r>
+              <w:rPr>
+                <w:rtl w:val="0"/>
+              </w:rPr>
+              <w:t xml:space="preserve">E01-H02</w:t>
+            </w:r>
+          </w:p>
+        </w:tc>
+        <w:tc>
+          <w:tcPr>
+            <w:tcBorders>
+              <w:top w:color="000000" w:space="0" w:sz="6" w:val="single"/>
+              <w:left w:color="000000" w:space="0" w:sz="6" w:val="single"/>
+              <w:bottom w:color="000000" w:space="0" w:sz="6" w:val="single"/>
+              <w:right w:color="000000" w:space="0" w:sz="6" w:val="single"/>
+            </w:tcBorders>
+            <w:tcMar>
+              <w:top w:w="40.0" w:type="dxa"/>
+              <w:left w:w="40.0" w:type="dxa"/>
+              <w:bottom w:w="40.0" w:type="dxa"/>
+              <w:right w:w="40.0" w:type="dxa"/>
+            </w:tcMar>
+            <w:vAlign w:val="center"/>
+          </w:tcPr>
+          <w:p>
+            <w:pPr>
+              <w:widowControl w:val="0"/>
+              <w:spacing w:line="276" w:lineRule="auto"/>
+              <w:rPr/>
+            </w:pPr>
+            <w:r>
+              <w:rPr>
+                <w:rtl w:val="0"/>
+              </w:rPr>
+              <w:t xml:space="preserve">Como visitante quiero registrarme en la plataforma.</w:t>
+            </w:r>
+          </w:p>
+        </w:tc>
+        <w:tc>
+          <w:tcPr>
+            <w:tcBorders>
+              <w:top w:color="000000" w:space="0" w:sz="6" w:val="single"/>
+              <w:left w:color="000000" w:space="0" w:sz="6" w:val="single"/>
+              <w:bottom w:color="000000" w:space="0" w:sz="6" w:val="single"/>
+              <w:right w:color="000000" w:space="0" w:sz="6" w:val="single"/>
+            </w:tcBorders>
+            <w:tcMar>
+              <w:top w:w="40.0" w:type="dxa"/>
+              <w:left w:w="40.0" w:type="dxa"/>
+              <w:bottom w:w="40.0" w:type="dxa"/>
+              <w:right w:w="40.0" w:type="dxa"/>
+            </w:tcMar>
+            <w:vAlign w:val="center"/>
+          </w:tcPr>
+          <w:p>
+            <w:pPr>
+              <w:widowControl w:val="0"/>
+              <w:spacing w:line="276" w:lineRule="auto"/>
+              <w:rPr/>
+            </w:pPr>
+            <w:r>
+              <w:rPr>
+                <w:rtl w:val="0"/>
+              </w:rPr>
+              <w:t xml:space="preserve">Se revisó el proceso de registro de nuevos usuarios.</w:t>
             </w:r>
           </w:p>
         </w:tc>
@@ -824,7 +953,7 @@
               <w:rPr>
                 <w:rtl w:val="0"/>
               </w:rPr>
-              <w:t xml:space="preserve">E02-H09</w:t>
+              <w:t xml:space="preserve">E01-H05</w:t>
             </w:r>
           </w:p>
         </w:tc>
@@ -854,7 +983,7 @@
               <w:rPr>
                 <w:rtl w:val="0"/>
               </w:rPr>
-              <w:t xml:space="preserve">Como usuario quiero ver el detalle completo de un producto.</w:t>
+              <w:t xml:space="preserve">Como sistema quiero restringir las funciones según el rol del usuario.</w:t>
             </w:r>
           </w:p>
         </w:tc>
@@ -872,7 +1001,7 @@
               <w:bottom w:w="40.0" w:type="dxa"/>
               <w:right w:w="40.0" w:type="dxa"/>
             </w:tcMar>
-            <w:vAlign w:val="bottom"/>
+            <w:vAlign w:val="center"/>
           </w:tcPr>
           <w:p>
             <w:pPr>
@@ -884,7 +1013,7 @@
               <w:rPr>
                 <w:rtl w:val="0"/>
               </w:rPr>
-              <w:t xml:space="preserve">Se revisó el acceso al detalle y la información de cada producto.</w:t>
+              <w:t xml:space="preserve">Se revisó el acceso a las funciones según el rol correspondiente.</w:t>
             </w:r>
           </w:p>
         </w:tc>
@@ -953,7 +1082,7 @@
               <w:rPr>
                 <w:rtl w:val="0"/>
               </w:rPr>
-              <w:t xml:space="preserve">E02-H07</w:t>
+              <w:t xml:space="preserve">E02-H06</w:t>
             </w:r>
           </w:p>
         </w:tc>
@@ -983,7 +1112,7 @@
               <w:rPr>
                 <w:rtl w:val="0"/>
               </w:rPr>
-              <w:t xml:space="preserve">Como usuario quiero buscar productos por nombre o categoría.</w:t>
+              <w:t xml:space="preserve">Como usuario quiero ver el catálogo de productos.</w:t>
             </w:r>
           </w:p>
         </w:tc>
@@ -1001,7 +1130,7 @@
               <w:bottom w:w="40.0" w:type="dxa"/>
               <w:right w:w="40.0" w:type="dxa"/>
             </w:tcMar>
-            <w:vAlign w:val="bottom"/>
+            <w:vAlign w:val="center"/>
           </w:tcPr>
           <w:p>
             <w:pPr>
@@ -1013,7 +1142,7 @@
               <w:rPr>
                 <w:rtl w:val="0"/>
               </w:rPr>
-              <w:t xml:space="preserve">Se revisó el funcionamiento de la búsqueda de productos.</w:t>
+              <w:t xml:space="preserve">Se revisó la visualización de los productos disponibles en el catálogo.</w:t>
             </w:r>
           </w:p>
         </w:tc>
@@ -1082,7 +1211,7 @@
               <w:rPr>
                 <w:rtl w:val="0"/>
               </w:rPr>
-              <w:t xml:space="preserve">E02-H08</w:t>
+              <w:t xml:space="preserve">E02-H07</w:t>
             </w:r>
           </w:p>
         </w:tc>
@@ -1112,7 +1241,7 @@
               <w:rPr>
                 <w:rtl w:val="0"/>
               </w:rPr>
-              <w:t xml:space="preserve">Como usuario quiero filtrar productos por marca y categoría.</w:t>
+              <w:t xml:space="preserve">Como usuario quiero buscar productos por nombre o categoría.</w:t>
             </w:r>
           </w:p>
         </w:tc>
@@ -1130,7 +1259,7 @@
               <w:bottom w:w="40.0" w:type="dxa"/>
               <w:right w:w="40.0" w:type="dxa"/>
             </w:tcMar>
-            <w:vAlign w:val="bottom"/>
+            <w:vAlign w:val="center"/>
           </w:tcPr>
           <w:p>
             <w:pPr>
@@ -1142,7 +1271,7 @@
               <w:rPr>
                 <w:rtl w:val="0"/>
               </w:rPr>
-              <w:t xml:space="preserve">Se revisó el funcionamiento de los filtros del catálogo.</w:t>
+              <w:t xml:space="preserve">Se revisó el funcionamiento de la búsqueda de productos.</w:t>
             </w:r>
           </w:p>
         </w:tc>
@@ -1211,7 +1340,7 @@
               <w:rPr>
                 <w:rtl w:val="0"/>
               </w:rPr>
-              <w:t xml:space="preserve">E01-H01</w:t>
+              <w:t xml:space="preserve">E02-H08</w:t>
             </w:r>
           </w:p>
         </w:tc>
@@ -1241,7 +1370,7 @@
               <w:rPr>
                 <w:rtl w:val="0"/>
               </w:rPr>
-              <w:t xml:space="preserve">Como usuario quiero poder iniciar sesión mediante un formulario de acceso.</w:t>
+              <w:t xml:space="preserve">Como usuario quiero filtrar productos por marca y categoría.</w:t>
             </w:r>
           </w:p>
         </w:tc>
@@ -1259,7 +1388,7 @@
               <w:bottom w:w="40.0" w:type="dxa"/>
               <w:right w:w="40.0" w:type="dxa"/>
             </w:tcMar>
-            <w:vAlign w:val="bottom"/>
+            <w:vAlign w:val="center"/>
           </w:tcPr>
           <w:p>
             <w:pPr>
@@ -1271,7 +1400,7 @@
               <w:rPr>
                 <w:rtl w:val="0"/>
               </w:rPr>
-              <w:t xml:space="preserve">Se revisó el proceso de inicio de sesión de los usuarios registrados.</w:t>
+              <w:t xml:space="preserve">Se revisó el funcionamiento de los filtros del catálogo.</w:t>
             </w:r>
           </w:p>
         </w:tc>
@@ -1340,7 +1469,7 @@
               <w:rPr>
                 <w:rtl w:val="0"/>
               </w:rPr>
-              <w:t xml:space="preserve">E01-H02</w:t>
+              <w:t xml:space="preserve">E02-H09</w:t>
             </w:r>
           </w:p>
         </w:tc>
@@ -1370,7 +1499,7 @@
               <w:rPr>
                 <w:rtl w:val="0"/>
               </w:rPr>
-              <w:t xml:space="preserve">Como visitante quiero registrarme en la plataforma.</w:t>
+              <w:t xml:space="preserve">Como usuario quiero ver el detalle completo de un producto.</w:t>
             </w:r>
           </w:p>
         </w:tc>
@@ -1388,7 +1517,7 @@
               <w:bottom w:w="40.0" w:type="dxa"/>
               <w:right w:w="40.0" w:type="dxa"/>
             </w:tcMar>
-            <w:vAlign w:val="bottom"/>
+            <w:vAlign w:val="center"/>
           </w:tcPr>
           <w:p>
             <w:pPr>
@@ -1400,7 +1529,7 @@
               <w:rPr>
                 <w:rtl w:val="0"/>
               </w:rPr>
-              <w:t xml:space="preserve">Se revisó el proceso de registro de nuevos usuarios.</w:t>
+              <w:t xml:space="preserve">Se revisó el acceso al detalle y la información de cada producto.</w:t>
             </w:r>
           </w:p>
         </w:tc>
@@ -1436,135 +1565,6 @@
           </w:p>
         </w:tc>
       </w:tr>
-      <w:tr>
-        <w:trPr>
-          <w:cantSplit w:val="0"/>
-          <w:trHeight w:val="900" w:hRule="atLeast"/>
-          <w:tblHeader w:val="0"/>
-        </w:trPr>
-        <w:tc>
-          <w:tcPr>
-            <w:tcBorders>
-              <w:top w:color="000000" w:space="0" w:sz="6" w:val="single"/>
-              <w:left w:color="000000" w:space="0" w:sz="6" w:val="single"/>
-              <w:bottom w:color="000000" w:space="0" w:sz="6" w:val="single"/>
-              <w:right w:color="000000" w:space="0" w:sz="6" w:val="single"/>
-            </w:tcBorders>
-            <w:tcMar>
-              <w:top w:w="40.0" w:type="dxa"/>
-              <w:left w:w="40.0" w:type="dxa"/>
-              <w:bottom w:w="40.0" w:type="dxa"/>
-              <w:right w:w="40.0" w:type="dxa"/>
-            </w:tcMar>
-            <w:vAlign w:val="center"/>
-          </w:tcPr>
-          <w:p>
-            <w:pPr>
-              <w:widowControl w:val="0"/>
-              <w:spacing w:line="276" w:lineRule="auto"/>
-              <w:jc w:val="center"/>
-              <w:rPr/>
-            </w:pPr>
-            <w:r>
-              <w:rPr>
-                <w:rtl w:val="0"/>
-              </w:rPr>
-              <w:t xml:space="preserve">E01-H05</w:t>
-            </w:r>
-          </w:p>
-        </w:tc>
-        <w:tc>
-          <w:tcPr>
-            <w:tcBorders>
-              <w:top w:color="000000" w:space="0" w:sz="6" w:val="single"/>
-              <w:left w:color="000000" w:space="0" w:sz="6" w:val="single"/>
-              <w:bottom w:color="000000" w:space="0" w:sz="6" w:val="single"/>
-              <w:right w:color="000000" w:space="0" w:sz="6" w:val="single"/>
-            </w:tcBorders>
-            <w:tcMar>
-              <w:top w:w="40.0" w:type="dxa"/>
-              <w:left w:w="40.0" w:type="dxa"/>
-              <w:bottom w:w="40.0" w:type="dxa"/>
-              <w:right w:w="40.0" w:type="dxa"/>
-            </w:tcMar>
-            <w:vAlign w:val="center"/>
-          </w:tcPr>
-          <w:p>
-            <w:pPr>
-              <w:widowControl w:val="0"/>
-              <w:spacing w:line="276" w:lineRule="auto"/>
-              <w:rPr/>
-            </w:pPr>
-            <w:r>
-              <w:rPr>
-                <w:rtl w:val="0"/>
-              </w:rPr>
-              <w:t xml:space="preserve">Como sistema quiero restringir las funciones según el rol del usuario.</w:t>
-            </w:r>
-          </w:p>
-        </w:tc>
-        <w:tc>
-          <w:tcPr>
-            <w:tcBorders>
-              <w:top w:color="000000" w:space="0" w:sz="6" w:val="single"/>
-              <w:left w:color="000000" w:space="0" w:sz="6" w:val="single"/>
-              <w:bottom w:color="000000" w:space="0" w:sz="6" w:val="single"/>
-              <w:right w:color="000000" w:space="0" w:sz="6" w:val="single"/>
-            </w:tcBorders>
-            <w:tcMar>
-              <w:top w:w="40.0" w:type="dxa"/>
-              <w:left w:w="40.0" w:type="dxa"/>
-              <w:bottom w:w="40.0" w:type="dxa"/>
-              <w:right w:w="40.0" w:type="dxa"/>
-            </w:tcMar>
-            <w:vAlign w:val="bottom"/>
-          </w:tcPr>
-          <w:p>
-            <w:pPr>
-              <w:widowControl w:val="0"/>
-              <w:spacing w:line="276" w:lineRule="auto"/>
-              <w:rPr/>
-            </w:pPr>
-            <w:r>
-              <w:rPr>
-                <w:rtl w:val="0"/>
-              </w:rPr>
-              <w:t xml:space="preserve">Se revisó el acceso a las funciones según el rol correspondiente.</w:t>
-            </w:r>
-          </w:p>
-        </w:tc>
-        <w:tc>
-          <w:tcPr>
-            <w:tcBorders>
-              <w:top w:color="000000" w:space="0" w:sz="6" w:val="single"/>
-              <w:left w:color="000000" w:space="0" w:sz="6" w:val="single"/>
-              <w:bottom w:color="000000" w:space="0" w:sz="6" w:val="single"/>
-              <w:right w:color="000000" w:space="0" w:sz="6" w:val="single"/>
-            </w:tcBorders>
-            <w:tcMar>
-              <w:top w:w="40.0" w:type="dxa"/>
-              <w:left w:w="40.0" w:type="dxa"/>
-              <w:bottom w:w="40.0" w:type="dxa"/>
-              <w:right w:w="40.0" w:type="dxa"/>
-            </w:tcMar>
-            <w:vAlign w:val="center"/>
-          </w:tcPr>
-          <w:p>
-            <w:pPr>
-              <w:widowControl w:val="0"/>
-              <w:spacing w:line="276" w:lineRule="auto"/>
-              <w:jc w:val="center"/>
-              <w:rPr/>
-            </w:pPr>
-            <w:r>
-              <w:rPr>
-                <w:rtl w:val="0"/>
-              </w:rPr>
-              <w:t xml:space="preserve">Completado</w:t>
-            </w:r>
-          </w:p>
-        </w:tc>
-      </w:tr>
     </w:tbl>
     <w:p>
       <w:pPr>
@@ -1697,7 +1697,7 @@
     <w:sdt>
       <w:sdtPr>
         <w:lock w:val="contentLocked"/>
-        <w:id w:val="-728624352"/>
+        <w:id w:val="1982340815"/>
         <w:tag w:val="goog_rdk_0"/>
       </w:sdtPr>
       <w:sdtContent>
